--- a/data/deliverables/sc_0d84a31feedbfce5/credit_memo.docx
+++ b/data/deliverables/sc_0d84a31feedbfce5/credit_memo.docx
@@ -9,6 +9,251 @@
       </w:pPr>
       <w:r>
         <w:t>Credit Memo - JPMorgan Chase &amp; Co</w:t>
+      </w:r>
+    </w:p>
+    <w:p>
+      <w:r>
+        <w:rPr>
+          <w:b/>
+        </w:rPr>
+        <w:t>TO:</w:t>
+        <w:tab/>
+      </w:r>
+      <w:r>
+        <w:t>Credit Committee</w:t>
+      </w:r>
+    </w:p>
+    <w:p>
+      <w:r>
+        <w:rPr>
+          <w:b/>
+        </w:rPr>
+        <w:t>FROM:</w:t>
+        <w:tab/>
+      </w:r>
+      <w:r>
+        <w:t>Senior Credit Analyst, Commercial Banking Division</w:t>
+      </w:r>
+    </w:p>
+    <w:p>
+      <w:r>
+        <w:rPr>
+          <w:b/>
+        </w:rPr>
+        <w:t>DATE:</w:t>
+        <w:tab/>
+      </w:r>
+      <w:r>
+        <w:t>May 2026</w:t>
+      </w:r>
+    </w:p>
+    <w:p>
+      <w:r>
+        <w:rPr>
+          <w:b/>
+        </w:rPr>
+        <w:t>RE:</w:t>
+        <w:tab/>
+      </w:r>
+      <w:r>
+        <w:t>Annual Credit Review - JPMorgan Chase &amp; Co (NYSE: JPM)</w:t>
+      </w:r>
+    </w:p>
+    <w:p>
+      <w:r>
+        <w:t>________________________________________________________________________________</w:t>
+      </w:r>
+    </w:p>
+    <w:p>
+      <w:pPr>
+        <w:pStyle w:val="Heading1"/>
+      </w:pPr>
+      <w:r>
+        <w:t>Executive Summary</w:t>
+      </w:r>
+    </w:p>
+    <w:p>
+      <w:r>
+        <w:rPr>
+          <w:b w:val="0"/>
+        </w:rPr>
+        <w:t>This credit memorandum presents an assessment of JPMorgan Chase &amp; Co (NYSE: JPM) for the Credit Committee's annual review of the bank's credit exposure. JPMorgan Chase is the largest bank in the United States by total assets, operating as a diversified financial services firm across consumer and community banking, corporate and investment banking, commercial banking, and asset and wealth management.</w:t>
+      </w:r>
+    </w:p>
+    <w:p>
+      <w:r>
+        <w:rPr>
+          <w:b w:val="0"/>
+        </w:rPr>
+        <w:t>Based on our analysis of the company's financial performance from FY 2023 through Q1 2026, we recommend APPROVE WITH CONDITIONS. JPM demonstrates strong revenue growth momentum, robust profitability, and a substantial equity base. However, the rapid growth in total assets to nearly $4.9 trillion by Q1 2026 warrants close monitoring of leverage ratios and capital adequacy metrics.</w:t>
+      </w:r>
+    </w:p>
+    <w:p>
+      <w:r>
+        <w:rPr>
+          <w:b w:val="0"/>
+        </w:rPr>
+        <w:t>Key credit strengths include consistent top-line growth, with revenues increasing from $158.1 billion in FY 2023 to $182.4 billion in FY 2025, representing a cumulative increase of approximately 15.4%. Net income reached $57.0 billion in FY 2025, and the company reported Q1 2026 net income of $16.5 billion, indicating continued strong earnings power. Diluted EPS grew to $20.02 for FY 2025, reflecting effective capital return to shareholders.</w:t>
+      </w:r>
+    </w:p>
+    <w:p>
+      <w:r>
+        <w:rPr>
+          <w:b w:val="0"/>
+        </w:rPr>
+        <w:t>Primary credit concerns center on balance sheet leverage. Total liabilities of $4.54 trillion against equity of $364.0 billion in Q1 2026 produce a leverage ratio of approximately 12.5x, and total assets grew significantly from $4.42 trillion at FY 2025 to $4.90 trillion at Q1 2026 - a single-quarter increase of approximately $475 billion. The banking sector's sensitivity to interest rate movements, credit cycle risks, and an active regulatory filing environment (multiple 424B2 filings in May 2026) also present ongoing risk considerations.</w:t>
+      </w:r>
+    </w:p>
+    <w:p>
+      <w:pPr>
+        <w:pStyle w:val="Heading1"/>
+      </w:pPr>
+      <w:r>
+        <w:t>Financial Performance Analysis</w:t>
+      </w:r>
+    </w:p>
+    <w:p>
+      <w:r>
+        <w:rPr>
+          <w:b w:val="0"/>
+        </w:rPr>
+        <w:t>JPMorgan Chase has demonstrated consistent revenue growth over the three fiscal years for which data is available. Revenues were $158.1 billion in FY 2023, increasing to $177.6 billion in FY 2024, and further to $182.4 billion in FY 2025. This represents year-over-year growth of approximately 12.3% from FY 2023 to FY 2024, and approximately 2.8% from FY 2024 to FY 2025. The cumulative growth over the two-year period was approximately 15.4%.</w:t>
+      </w:r>
+    </w:p>
+    <w:p>
+      <w:r>
+        <w:rPr>
+          <w:b w:val="0"/>
+        </w:rPr>
+        <w:t>The acceleration in FY 2024 growth likely reflected favorable capital markets conditions and net interest income expansion in a higher-rate environment. The moderation to 2.8% growth in FY 2025 suggests some normalization, though the absolute revenue level of $182.4 billion remains at a historical high for the firm. This trajectory indicates a mature but stable revenue base with limited downside risk in the near term.</w:t>
+      </w:r>
+    </w:p>
+    <w:p>
+      <w:r>
+        <w:rPr>
+          <w:b w:val="0"/>
+        </w:rPr>
+        <w:t>Net income performance has been exceptionally strong. JPM reported FY 2025 net income of $57.0 billion, a significant achievement that underscores the firm's earnings capacity and operational efficiency. The Q1 2026 net income of $16.5 billion annualizes to approximately $66.0 billion, which would represent a further increase of approximately 15.7% over FY 2025 levels. While quarterly results may not be indicative of full-year performance due to seasonal factors and market volatility, the Q1 2026 result is encouraging.</w:t>
+      </w:r>
+    </w:p>
+    <w:p>
+      <w:r>
+        <w:rPr>
+          <w:b w:val="0"/>
+        </w:rPr>
+        <w:t>Diluted earnings per share reinforce the positive profitability trend. FY 2025 diluted EPS was $20.02, while Q1 2026 diluted EPS came in at $5.94. The Q3 2025 year-to-date diluted EPS of $15.38, with a quarterly figure of $5.07, demonstrates consistent quarterly earnings generation. The growth in EPS outpacing revenue growth suggests effective share buyback programs and capital management, benefiting equity holders while maintaining adequate capital buffers.</w:t>
+      </w:r>
+    </w:p>
+    <w:p>
+      <w:pPr>
+        <w:pStyle w:val="Heading1"/>
+      </w:pPr>
+      <w:r>
+        <w:t>Balance Sheet and Leverage Assessment</w:t>
+      </w:r>
+    </w:p>
+    <w:p>
+      <w:r>
+        <w:rPr>
+          <w:b w:val="0"/>
+        </w:rPr>
+        <w:t>JPMorgan Chase's balance sheet has expanded materially over the period under review. Total assets stood at $4.42 trillion at FY 2025, growing to $4.90 trillion as of Q1 2026 - an increase of approximately $476 billion or 10.7% in a single quarter. This represents one of the largest quarterly asset growth figures in recent history and warrants careful analysis of the drivers behind this expansion.</w:t>
+      </w:r>
+    </w:p>
+    <w:p>
+      <w:r>
+        <w:rPr>
+          <w:b w:val="0"/>
+        </w:rPr>
+        <w:t>Total liabilities followed a similar trajectory, rising from $4.06 trillion at FY 2025 to $4.54 trillion at Q1 2026. Stockholders' equity grew modestly from $362.4 billion at FY 2025 to $364.0 billion at Q1 2026, an increase of approximately $1.6 billion or 0.4%. The disproportionate growth in assets and liabilities relative to equity has direct implications for the firm's leverage profile.</w:t>
+      </w:r>
+    </w:p>
+    <w:p>
+      <w:r>
+        <w:rPr>
+          <w:b w:val="0"/>
+        </w:rPr>
+        <w:t>The leverage ratio (total liabilities divided by stockholders' equity) was 11.2x at FY 2025 ($4.06 trillion / $362.4 billion) and increased to 12.5x at Q1 2026 ($4.54 trillion / $364.0 billion). While these ratios are within the range typical for large systemically important banks, the 1.3x increase in leverage over a single quarter represents a meaningful shift that should be monitored. The Tier 1 capital ratio and supplementary leverage ratio, which are not available in the provided data, would provide additional context for regulatory capital adequacy.</w:t>
+      </w:r>
+    </w:p>
+    <w:p>
+      <w:r>
+        <w:rPr>
+          <w:b w:val="0"/>
+        </w:rPr>
+        <w:t>Looking at the broader balance sheet trend, assets grew from $4.19 trillion at Q2 2025 to $4.56 trillion at Q3 2025 before declining to $4.42 trillion at FY 2025 and then surging to $4.90 trillion at Q1 2026. This volatility in asset levels may reflect quarter-end balance sheet management, changes in trading assets, or shifts in deposit levels. The relationship manager should request a breakdown of asset composition to understand the quality and risk profile of the incremental assets.</w:t>
+      </w:r>
+    </w:p>
+    <w:p>
+      <w:pPr>
+        <w:pStyle w:val="Heading1"/>
+      </w:pPr>
+      <w:r>
+        <w:t>Key Risk Factors</w:t>
+      </w:r>
+    </w:p>
+    <w:p>
+      <w:r>
+        <w:rPr>
+          <w:b w:val="0"/>
+        </w:rPr>
+        <w:t>Leverage and Capital Adequacy Risk: The rapid balance sheet expansion from $4.42 trillion to $4.90 trillion in a single quarter increases the firm's reliance on debt financing. With total liabilities of $4.54 trillion against equity of $364.0 billion, a moderate deterioration in asset values could meaningfully erode capital ratios. Large banking institutions are subject to stringent capital requirements under Basel III and stress testing frameworks, but the pace of asset growth observed in Q1 2026 may outstrip the rate at which capital can be organically built.</w:t>
+      </w:r>
+    </w:p>
+    <w:p>
+      <w:r>
+        <w:rPr>
+          <w:b w:val="0"/>
+        </w:rPr>
+        <w:t>Interest Rate and Net Interest Margin Risk: As a major commercial bank with substantial loan and deposit portfolios, JPM's earnings are sensitive to Federal Reserve policy decisions. The revenue growth moderation from 12.3% to 2.8% between the two most recent fiscal years may partially reflect the impact of rate expectations shifting. A prolonged period of elevated rates could pressure credit quality in consumer and commercial loan portfolios, while rapid rate cuts could compress net interest margins.</w:t>
+      </w:r>
+    </w:p>
+    <w:p>
+      <w:r>
+        <w:rPr>
+          <w:b w:val="0"/>
+        </w:rPr>
+        <w:t>Credit Cycle and Asset Quality Risk: The financial data provided does not include provisions for credit losses, non-performing asset ratios, or net charge-off rates, which are critical to a complete credit assessment. However, at $4.90 trillion in total assets, even a modest increase in credit losses - as might occur during an economic downturn - could materially impact earnings. The Q1 2026 net income of $16.5 billion provides a meaningful cushion, but the relationship manager should request detailed asset quality metrics.</w:t>
+      </w:r>
+    </w:p>
+    <w:p>
+      <w:r>
+        <w:rPr>
+          <w:b w:val="0"/>
+        </w:rPr>
+        <w:t>Regulatory and Systemic Risk: As the largest U.S. bank by assets, JPMorgan Chase is subject to enhanced prudential standards, including higher capital surcharges, resolution planning requirements, and stress capital buffer requirements. The multiple 424B2 filings in May 2026 indicate active capital markets activity, which may relate to securities offerings or other transactions requiring registration. Changes in regulatory requirements or supervisory actions could constrain business activities or require additional capital buffers.</w:t>
+      </w:r>
+    </w:p>
+    <w:p>
+      <w:pPr>
+        <w:pStyle w:val="Heading1"/>
+      </w:pPr>
+      <w:r>
+        <w:t>Credit Recommendation</w:t>
+      </w:r>
+    </w:p>
+    <w:p>
+      <w:r>
+        <w:rPr>
+          <w:b w:val="0"/>
+        </w:rPr>
+        <w:t>Based on the analysis presented above, we recommend APPROVE WITH CONDITIONS for JPMorgan Chase &amp; Co. The firm's credit profile is supported by strong revenue growth ($182.4 billion in FY 2025), exceptional profitability ($57.0 billion net income), and a substantial equity base ($364.0 billion). These strengths provide a robust buffer against potential credit losses and support the firm's ability to service its obligations.</w:t>
+      </w:r>
+    </w:p>
+    <w:p>
+      <w:r>
+        <w:rPr>
+          <w:b w:val="0"/>
+        </w:rPr>
+        <w:t>However, the rapid balance sheet expansion and increasing leverage ratio (12.5x at Q1 2026) introduce incremental risk that warrants enhanced monitoring. We recommend the following conditions: (1) quarterly monitoring of Tier 1 capital ratio and supplementary leverage ratio to ensure compliance with regulatory minimums and internal thresholds; (2) semi-annual review of asset quality metrics including net charge-offs, non-performing assets, and provision for credit losses; and (3) annual reassessment of the credit facility in light of any material changes to the regulatory environment or business strategy.</w:t>
+      </w:r>
+    </w:p>
+    <w:p>
+      <w:r>
+        <w:rPr>
+          <w:b w:val="0"/>
+        </w:rPr>
+        <w:t>The recommendation reflects JPM's position as a systemically important financial institution with diversified revenue streams and demonstrated earnings resilience. The Q1 2026 diluted EPS of $5.94 and annualized net income trajectory suggest continued strong performance. We recommend maintaining the current credit exposure with the monitoring conditions outlined above, and will revisit this recommendation should leverage ratios exceed 13.0x or if Tier 1 capital ratios fall below internal minimum thresholds.</w:t>
       </w:r>
     </w:p>
     <w:sectPr>

--- a/data/deliverables/sc_0d84a31feedbfce5/credit_memo.docx
+++ b/data/deliverables/sc_0d84a31feedbfce5/credit_memo.docx
@@ -8,7 +8,7 @@
         <w:jc w:val="center"/>
       </w:pPr>
       <w:r>
-        <w:t>Credit Memo - JPMorgan Chase &amp; Co</w:t>
+        <w:t>Credit Assessment Memorandum — JPMorgan Chase &amp; Co. (NYSE: JPM)</w:t>
       </w:r>
     </w:p>
     <w:p>
@@ -20,7 +20,31 @@
         <w:tab/>
       </w:r>
       <w:r>
-        <w:t>Credit Committee</w:t>
+        <w:t>Credit Committee, Financial Institutions Group</w:t>
+      </w:r>
+    </w:p>
+    <w:p>
+      <w:r>
+        <w:rPr>
+          <w:b/>
+        </w:rPr>
+        <w:t>FROM:</w:t>
+        <w:tab/>
+      </w:r>
+      <w:r>
+        <w:t>Senior Credit Analyst, Financial Institutions Group</w:t>
+      </w:r>
+    </w:p>
+    <w:p>
+      <w:r>
+        <w:rPr>
+          <w:b/>
+        </w:rPr>
+        <w:t>DATE:</w:t>
+        <w:tab/>
+      </w:r>
+      <w:r>
+        <w:t>May 2026</w:t>
       </w:r>
     </w:p>
     <w:p>
@@ -32,7 +56,7 @@
         <w:tab/>
       </w:r>
       <w:r>
-        <w:t>JPMorgan Chase &amp; Co. (NYSE: JPM) - Revolving Credit Facility Review</w:t>
+        <w:t>Credit Assessment Memorandum — JPMorgan Chase &amp; Co. (NYSE: JPM)</w:t>
       </w:r>
     </w:p>
     <w:p>
@@ -53,7 +77,7 @@
         <w:rPr>
           <w:b w:val="0"/>
         </w:rPr>
-        <w:t>We recommend approval of an increase in our committed revolving credit facility exposure to JPMorgan Chase &amp; Co. (NYSE: JPM). The recommendation is based on the institution's unparalleled scale in the U.S. banking sector, consistent revenue growth trajectory, and robust profitability metrics that position JPM as one of the most creditworthy counterparties in global financial markets.</w:t>
+        <w:t>JPMorgan Chase &amp; Co. (NYSE: JPM) maintains one of the strongest credit profiles among global systemically important banks. Based on our analysis of the firm's financial performance from FY 2022 through Q1 2026, we recommend an internal credit rating of Investment Grade 2 (IG-2), reflecting a very strong capacity to meet financial commitments with limited vulnerability to adverse economic conditions.</w:t>
       </w:r>
     </w:p>
     <w:p>
@@ -61,7 +85,7 @@
         <w:rPr>
           <w:b w:val="0"/>
         </w:rPr>
-        <w:t>JPMorgan Chase reported total revenues of $182.4 billion for FY 2025, representing a 2.8% increase from $177.6 billion in FY 2024, which itself marked a 12.3% increase from $158.1 billion in FY 2023. Net income reached $57.0 billion in FY 2025, with Q1 2026 quarterly net income of $16.5 billion demonstrating continued earnings momentum. Total assets stood at $4.9 trillion as of Q1 2026, with stockholders' equity of $364.0 billion providing a substantial loss-absorption buffer.</w:t>
+        <w:t>JPM's principal credit strengths include consistent revenue growth, with total revenues increasing from $128.7 billion in FY 2022 to $182.4 billion in FY 2025, representing a cumulative increase of approximately 41.8% over the three-year period. Net income has demonstrated similar positive momentum, reaching $57.0 billion in FY 2025. The firm's equity base has expanded steadily, growing from $344.8 billion at FY 2024 to $364.0 billion at Q1 2026, providing a substantial loss-absorption buffer.</w:t>
       </w:r>
     </w:p>
     <w:p>
@@ -69,7 +93,15 @@
         <w:rPr>
           <w:b w:val="0"/>
         </w:rPr>
-        <w:t>Based on the institution's financial strength and market position, we recommend a maximum committed facility of $5.0 billion, comprising a $3.5 billion revolving credit facility and a $1.5 billion unsecured term loan. This recommendation assumes standard investment-grade covenants including minimum consolidated net worth, maximum leverage ratio, and regulatory capital adequacy requirements.</w:t>
+        <w:t>Key vulnerabilities include the sheer scale of JPM's balance sheet, which reached $4.9 trillion in total assets by Q1 2026, creating significant operational complexity and regulatory capital requirements. The filing of multiple 424B2 prospectus supplements in May 2026 suggests active capital markets issuance, which may signal forthcoming increases in long-term debt and associated servicing costs. Additionally, the concentration risk inherent in a universal banking model exposes the firm to correlated losses across business lines during severe stress scenarios.</w:t>
+      </w:r>
+    </w:p>
+    <w:p>
+      <w:r>
+        <w:rPr>
+          <w:b w:val="0"/>
+        </w:rPr>
+        <w:t>The single most significant credit risk factor for JPMorgan Chase is the potential for a severe economic downturn that simultaneously impairs credit quality across its consumer and wholesale lending portfolios while depressing capital markets revenues, thereby straining both the income statement and balance sheet concurrently.</w:t>
       </w:r>
     </w:p>
     <w:p>
@@ -77,7 +109,7 @@
         <w:pStyle w:val="Heading1"/>
       </w:pPr>
       <w:r>
-        <w:t>Borrower Profile</w:t>
+        <w:t>Financial Performance Analysis</w:t>
       </w:r>
     </w:p>
     <w:p>
@@ -85,7 +117,7 @@
         <w:rPr>
           <w:b w:val="0"/>
         </w:rPr>
-        <w:t>JPMorgan Chase &amp; Co. is the largest bank in the United States by total assets and one of the most diversified financial institutions globally. The company operates across multiple business segments including Consumer &amp; Community Banking, Corporate &amp; Investment Bank, Commercial Banking, and Asset &amp; Wealth Management, serving millions of consumers, small businesses, and many of the world's most prominent corporate, institutional, and government clients.</w:t>
+        <w:t>JPMorgan Chase has demonstrated robust and accelerating revenue growth over the FY 2022 to FY 2025 period. Total revenues were $128.7 billion in FY 2022, rising to $158.1 billion in FY 2023 (year-over-year growth of 22.9%), then to $177.6 billion in FY 2024 (growth of 12.3%), and reaching $182.4 billion in FY 2025 (growth of 2.8%). While the growth rate has decelerated from the initial post-pandemic surge, the firm has sustained positive top-line momentum across all periods.</w:t>
       </w:r>
     </w:p>
     <w:p>
@@ -93,7 +125,7 @@
         <w:rPr>
           <w:b w:val="0"/>
         </w:rPr>
-        <w:t>The institution's revenue base reached $182.4 billion in FY 2025, reflecting the breadth and depth of its business activities across lending, investment banking, asset management, and treasury services. This revenue scale places JPMorgan Chase among the top revenue generators in the global banking industry and provides significant diversification benefits that mitigate single-segment concentration risk.</w:t>
+        <w:t>Profitability on a quarterly basis shows strong and stable earnings generation. In FY 2025, single-quarter net income was $14.6 billion in Q1, $15.0 billion in Q2, and $14.4 billion in Q3. The fourth quarter can be inferred from the full-year figure of $57.0 billion less the nine-month cumulative of $44.0 billion, yielding approximately $13.0 billion for Q4 2025. Q1 2026 net income of $16.5 billion represents a sequential increase from Q4 2025 and a year-over-year increase of 12.6% from Q1 2025's $14.6 billion.</w:t>
       </w:r>
     </w:p>
     <w:p>
@@ -101,7 +133,7 @@
         <w:rPr>
           <w:b w:val="0"/>
         </w:rPr>
-        <w:t>JPMorgan Chase's balance sheet footprint expanded materially in the most recent period, with total assets growing from $4,424.9 billion at FY 2025 to $4,900.5 billion as of Q1 2026, an increase of approximately $475.6 billion or 10.7% in a single quarter. This rapid asset growth reflects both organic loan expansion and strategic balance sheet positioning, and warrants monitoring for implications on capital ratios and liquidity buffers.</w:t>
+        <w:t>Diluted earnings per share followed a consistent trajectory. Q1 2025 reported $5.07, Q2 2025 reported $5.24, and Q3 2025 reported $5.07. The full-year FY 2025 diluted EPS was $20.02. For Q1 2026, diluted EPS reached $5.94, representing a 17.2% increase over Q1 2025, outpacing the net income growth rate, which suggests meaningful share repurchase activity reducing the share count.</w:t>
       </w:r>
     </w:p>
     <w:p>
@@ -109,7 +141,23 @@
         <w:rPr>
           <w:b w:val="0"/>
         </w:rPr>
-        <w:t>The institution maintains a robust equity base with stockholders' equity of $364.0 billion as of Q1 2026, up from $362.4 billion at FY 2025. Recent SEC filings include multiple 424B2 prospectuses dated May 13, 2026, indicating active capital markets issuance activity, which is consistent with JPMorgan Chase's ongoing funding and capital management strategy.</w:t>
+        <w:t>A notable inflection point is the revenue growth deceleration from 22.9% in FY 2023 to 2.8% in FY 2025, which may reflect normalization from the elevated interest rate environment and capital markets volatility that benefited trading revenues in prior years. However, the acceleration in Q1 2026 EPS growth relative to net income growth indicates continued shareholder return optimization.</w:t>
+      </w:r>
+    </w:p>
+    <w:p>
+      <w:r>
+        <w:rPr>
+          <w:b w:val="0"/>
+        </w:rPr>
+        <w:t>The following table summarizes key financial metrics across the analysis period:</w:t>
+      </w:r>
+    </w:p>
+    <w:p>
+      <w:r>
+        <w:rPr>
+          <w:b w:val="0"/>
+        </w:rPr>
+        <w:t>FY 2022: Revenue $128.7B; FY 2023: Revenue $158.1B (+22.9% YoY); FY 2024: Revenue $177.6B (+12.3% YoY); FY 2025: Revenue $182.4B (+2.8% YoY). Quarterly Net Income FY 2025: Q1 $14.6B, Q2 $15.0B, Q3 $14.4B, Q4 (implied) $13.0B. Q1 2026 Net Income: $16.5B. Q1 2025 Diluted EPS: $5.07; Q2 2025: $5.24; Q3 2025: $5.07; FY 2025: $20.02; Q1 2026: $5.94.</w:t>
       </w:r>
     </w:p>
     <w:p>
@@ -117,7 +165,7 @@
         <w:pStyle w:val="Heading1"/>
       </w:pPr>
       <w:r>
-        <w:t>Financial Analysis</w:t>
+        <w:t>Balance Sheet and Leverage Assessment</w:t>
       </w:r>
     </w:p>
     <w:p>
@@ -125,7 +173,7 @@
         <w:rPr>
           <w:b w:val="0"/>
         </w:rPr>
-        <w:t>Revenue growth has been a positive credit indicator over the three-year analysis period. JPMorgan Chase grew revenues from $158.1 billion in FY 2023 to $177.6 billion in FY 2024, representing a year-over-year growth rate of 12.3%. The growth moderated to 2.8% in FY 2025 with revenues reaching $182.4 billion. While the deceleration is notable, the absolute revenue scale and continued positive growth trajectory support the institution's credit profile.</w:t>
+        <w:t>JPMorgan Chase's balance sheet has expanded materially over the period under review. Total assets grew from $4,002.8 billion at FY 2024 to $4,357.9 billion at Q1 2025, further expanding to $4,424.9 billion at FY 2025, and reaching $4,900.5 billion at Q1 2026. This represents a $897.7 billion increase (22.4%) from FY 2024 to Q1 2026, reflecting substantial organic growth and potential acquisition-related expansion.</w:t>
       </w:r>
     </w:p>
     <w:p>
@@ -133,7 +181,7 @@
         <w:rPr>
           <w:b w:val="0"/>
         </w:rPr>
-        <w:t>Net income performance demonstrates strong and improving profitability. Annual net income reached $57.0 billion in FY 2025, a substantial figure reflecting the institution's operating leverage and diversified revenue streams. Quarterly results show $16.5 billion in Q1 2026, which represents an annualized run rate of approximately $66.0 billion, suggesting potential for continued earnings growth. Q3 2025 quarterly net income of $14.4 billion also demonstrates consistent quarterly earnings generation capacity.</w:t>
+        <w:t>Total liabilities followed a parallel trajectory, rising from $3,658.1 billion at FY 2024 to $4,006.4 billion at Q1 2025, then $4,062.5 billion at FY 2025, and $4,536.4 billion at Q1 2026. The growth in liabilities has slightly outpaced the growth in equity in absolute terms, though the equity cushion has remained stable on a percentage basis.</w:t>
       </w:r>
     </w:p>
     <w:p>
@@ -141,7 +189,7 @@
         <w:rPr>
           <w:b w:val="0"/>
         </w:rPr>
-        <w:t>Return on equity (ROE) calculations using year-end equity figures yield an ROE of approximately 15.7% for FY 2025 ($57.0 billion net income divided by $362.4 billion stockholders' equity). This level of ROE is well above the cost of equity for most major financial institutions and indicates that the company is generating returns significantly in excess of its capital cost, which is a strong positive credit factor.</w:t>
+        <w:t>Stockholders' equity has grown steadily from $344.8 billion at FY 2024 to $351.4 billion at Q1 2025, $362.4 billion at FY 2025, and $364.0 billion at Q1 2026. The total equity increase of $19.3 billion (5.6%) over this period is modest relative to asset growth, though it reflects consistent retained earnings accumulation net of capital returns to shareholders.</w:t>
       </w:r>
     </w:p>
     <w:p>
@@ -149,7 +197,7 @@
         <w:rPr>
           <w:b w:val="0"/>
         </w:rPr>
-        <w:t>The leverage ratio (total liabilities to stockholders' equity) stands at 11.2x as of FY 2025 ($4,062.5 billion in liabilities divided by $362.4 billion in equity) and 12.5x as of Q1 2026 ($4,536.4 billion in liabilities divided by $364.0 billion in equity). The increase in leverage from FY 2025 to Q1 2026 is driven primarily by the rapid asset growth observed in Q1 2026 and warrants careful monitoring, though these levels are within expected ranges for a systemically important bank with substantial insured deposit funding.</w:t>
+        <w:t>The equity-to-assets ratio — a key measure of balance sheet resilience — has declined modestly over the period: 8.61% at FY 2024, 8.06% at Q1 2025, 8.19% at FY 2025, and 7.43% at Q1 2026. The Q1 2026 ratio represents the lowest level in the series, driven by the sharp $475.6 billion increase in assets from FY 2025 to Q1 2026. The corresponding leverage ratios (assets-to-equity) were 11.6x at FY 2024, 12.4x at Q1 2025, 12.2x at FY 2025, and 13.5x at Q1 2026.</w:t>
       </w:r>
     </w:p>
     <w:p>
@@ -157,7 +205,15 @@
         <w:rPr>
           <w:b w:val="0"/>
         </w:rPr>
-        <w:t>Diluted earnings per share (EPS) has shown consistent progression: $5.07 in Q3 2025 (single quarter), $10.31 for H1 2025, $15.38 through Q3 2025 (YTD), $20.02 for FY 2025, and $5.94 in Q1 2026. The Q1 2026 quarterly EPS of $5.94 exceeds the Q3 2025 quarterly figure of $5.07 by 17.2%, indicating accelerating per-share earnings that benefit both equity holders and reinforce the institution's capacity to service debt obligations.</w:t>
+        <w:t>The trend in leverage metrics warrants close monitoring. While a 13.5x assets-to-equity ratio is within normal ranges for a large universal bank, the direction of travel has been toward higher leverage. The acceleration in asset growth without commensurate equity increases could become a credit concern if sustained, particularly if asset quality deteriorates in a downturn.</w:t>
+      </w:r>
+    </w:p>
+    <w:p>
+      <w:pPr>
+        <w:pStyle w:val="Heading1"/>
+      </w:pPr>
+      <w:r>
+        <w:t>Capital Position and Adequacy</w:t>
       </w:r>
     </w:p>
     <w:p>
@@ -165,7 +221,31 @@
         <w:rPr>
           <w:b w:val="0"/>
         </w:rPr>
-        <w:t>Total assets grew from $4,424.9 billion at FY 2025 to $4,900.5 billion as of Q1 2026, an increase of $475.6 billion or 10.7%. Prior quarterly data shows relatively stable assets at $4,552.5 billion in Q2 2025 and $4,560.2 billion in Q3 2025, indicating that the Q1 2026 expansion represents a notable acceleration in balance sheet growth. This growth, while a potential risk factor, also reflects the institution's competitive position and ability to deploy capital in market opportunities.</w:t>
+        <w:t>JPMorgan Chase's stockholders' equity has expanded from $344.8 billion at FY 2024 to $364.0 billion at Q1 2026, an increase of $19.3 billion or 5.6%. This growth has been driven primarily by retained earnings, as evidenced by the $57.0 billion in net income generated during FY 2025 alone, partially offset by dividends and share repurchases. The equity growth rate has been positive but has lagged the 22.4% growth in total assets over the same period, resulting in the declining equity-to-assets ratio observed in the leverage analysis.</w:t>
+      </w:r>
+    </w:p>
+    <w:p>
+      <w:r>
+        <w:rPr>
+          <w:b w:val="0"/>
+        </w:rPr>
+        <w:t>The filing of ten 424B2 prospectus supplements on May 14, 2026, is a noteworthy development. A 424B2 filing is used to register the issuance of securities — typically debt instruments — on a delayed or continuous basis. The volume of filings on a single date suggests that JPM is actively issuing multiple tranches of debt securities, potentially across different maturities, currencies, or subordination levels. This activity is consistent with JPM's ongoing need to fund its growing balance sheet and to maintain adequate long-term debt ratios required by total loss-absorbing capacity (TLAC) regulations.</w:t>
+      </w:r>
+    </w:p>
+    <w:p>
+      <w:r>
+        <w:rPr>
+          <w:b w:val="0"/>
+        </w:rPr>
+        <w:t>From a credit perspective, the debt issuance activity is a double-edged factor. On one hand, accessing debt capital markets demonstrates JPM's continued strong market access and investor confidence, as evidenced by its ability to issue across multiple tranches. On the other hand, the issuance will increase JPM's total debt outstanding and associated interest expense, which could pressure coverage ratios if earnings growth moderates.</w:t>
+      </w:r>
+    </w:p>
+    <w:p>
+      <w:r>
+        <w:rPr>
+          <w:b w:val="0"/>
+        </w:rPr>
+        <w:t>Assessing whether the equity base is sufficient to support the observed asset growth requires consideration of regulatory capital requirements. While the provided financial data does not include Tier 1 capital ratios or risk-weighted assets, the declining equity-to-assets ratio from 8.61% to 7.43% over five quarters suggests that the firm's capital growth is not keeping pace with balance sheet expansion. This trend, if it continues, could eventually trigger heightened regulatory scrutiny or constrain the firm's ability to make further acquisitions or increase capital distributions.</w:t>
       </w:r>
     </w:p>
     <w:p>
@@ -173,7 +253,7 @@
         <w:pStyle w:val="Heading1"/>
       </w:pPr>
       <w:r>
-        <w:t>Risk Assessment</w:t>
+        <w:t>Risk Factors and Mitigants</w:t>
       </w:r>
     </w:p>
     <w:p>
@@ -181,7 +261,7 @@
         <w:rPr>
           <w:b w:val="0"/>
         </w:rPr>
-        <w:t>Leverage and Capital Adequacy Risk: The increase in the leverage ratio from 11.2x at FY 2025 to 12.5x at Q1 2026, driven by the $475.6 billion asset growth in a single quarter, represents a key monitoring point. While systemically important banks operate with inherently high leverage, rapid balance sheet expansion can strain capital buffers, particularly if asset quality deteriorates under stress scenarios. In a downside scenario where asset quality weakens and unrealized losses materialize, the current leverage trajectory could compress equity buffers more rapidly than anticipated.</w:t>
+        <w:t>Credit Risk Factor 1 — Balance Sheet Leverage Expansion: JPM's leverage ratio has increased from 11.6x at FY 2024 to 13.5x at Q1 2026, reflecting asset growth that substantially outpaces equity accumulation. This trend increases the firm's vulnerability to asset value impairments. Mitigant: The equity base continues to grow in absolute terms, reaching $364.0 billion at Q1 2026, and the firm's consistent profitability ($57.0 billion net income in FY 2025) provides a strong retained earnings pipeline to support future capital build. Additionally, the leverage ratio of 13.5x remains within acceptable bounds for a G-SIB.</w:t>
       </w:r>
     </w:p>
     <w:p>
@@ -189,7 +269,7 @@
         <w:rPr>
           <w:b w:val="0"/>
         </w:rPr>
-        <w:t>Revenue Growth Deceleration: The moderation in revenue growth from 12.3% (FY 2024 vs FY 2023) to 2.8% (FY 2025 vs FY 2024) suggests that the exceptional post-pandemic revenue expansion may be normalizing. In a downside macroeconomic scenario involving rising unemployment, credit losses, or a capital markets downturn, revenue growth could turn negative, pressuring net income margins and the institution's capacity to absorb credit losses while maintaining dividend payments and debt service.</w:t>
+        <w:t>Credit Risk Factor 2 — Revenue Growth Normalization: Revenue growth has decelerated sharply from 22.9% in FY 2023 to 2.8% in FY 2025, raising questions about the sustainability of top-line performance as the elevated interest rate environment normalizes and capital markets volatility subsides. Mitigant: Despite the deceleration, revenues reached a record $182.4 billion in FY 2025, and Q1 2026 net income of $16.5 billion suggests that profitability remains robust. The diversified revenue streams across consumer banking, commercial banking, corporate and investment banking, and asset management provide resilience against any single revenue source declining materially.</w:t>
       </w:r>
     </w:p>
     <w:p>
@@ -197,7 +277,7 @@
         <w:rPr>
           <w:b w:val="0"/>
         </w:rPr>
-        <w:t>Interest Rate and Macroeconomic Sensitivity: As the largest U.S. bank by assets, JPMorgan Chase's profitability is significantly exposed to interest rate movements, economic cycles, and capital markets conditions. A sharp economic downturn could simultaneously increase provision for credit losses, reduce investment banking fees, and depress asset management revenues, creating a correlated stress event across multiple business lines. The institution's diversified model provides a partial offset, but concentration in U.S. economic activity remains a structural factor.</w:t>
+        <w:t>Credit Risk Factor 3 — Capital Markets Issuance Burden: The filing of ten 424B2 prospectus supplements on May 14, 2026 indicates substantial ongoing debt issuance, which will increase interest expense and potentially pressure net interest margins. Mitigant: The ability to issue across multiple tranches on a single day reflects strong capital markets access and investor demand for JPM paper, which is itself a sign of creditworthiness. JPM's track record of managing its funding costs efficiently and its diversified funding sources across deposits, senior unsecured debt, subordinated debt, and preferred stock mitigate refinancing risk.</w:t>
       </w:r>
     </w:p>
     <w:p>
@@ -205,23 +285,7 @@
         <w:rPr>
           <w:b w:val="0"/>
         </w:rPr>
-        <w:t>Regulatory and Systemic Risk: As a global systemically important bank (G-SIB), JPMorgan Chase faces elevated regulatory capital requirements, stress testing obligations, and resolution planning mandates. Changes in regulatory frameworks, including potential increases in capital requirements, could constrain the institution's ability to grow its balance sheet or maintain current return on equity levels. The recent 424B2 filings in May 2026 suggest active capital markets activity that may be partially driven by regulatory capital management considerations.</w:t>
-      </w:r>
-    </w:p>
-    <w:p>
-      <w:r>
-        <w:rPr>
-          <w:b w:val="0"/>
-        </w:rPr>
-        <w:t>Upside Scenario: In an upside scenario, continued economic expansion, stable or rising interest rates supporting net interest income, and active capital markets driving investment banking fees could support revenue growth reacceleration to 5-7% annually, net income exceeding $60 billion, and further strengthening of the equity base. This would reduce leverage ratios and enhance the institution's already strong credit profile.</w:t>
-      </w:r>
-    </w:p>
-    <w:p>
-      <w:r>
-        <w:rPr>
-          <w:b w:val="0"/>
-        </w:rPr>
-        <w:t>Downside Scenario: In a severe downside scenario involving recession, rising credit losses, and capital markets dislocation, revenues could decline 10-15%, net income could compress to $35-40 billion, and the leverage ratio could increase further as asset values decline while liabilities remain relatively sticky. This scenario would test the institution's capital buffers but is unlikely to result in credit impairment given the current $364 billion equity cushion.</w:t>
+        <w:t>Credit Risk Factor 4 — Concentration Risk in a Universal Banking Model: As a universal bank operating across consumer, commercial, and investment banking, JPM faces the risk of correlated losses across business lines during systemic stress events. Mitigant: The geographic and business line diversification evident in JPM's consistent quarterly earnings (single-quarter net income ranging from $14.4 billion to $15.0 billion across FY 2025 quarters) demonstrates the stabilizing effect of diversification. The firm's scale — $4.9 trillion in assets — provides a competitive moat that smaller institutions cannot replicate.</w:t>
       </w:r>
     </w:p>
     <w:p>
@@ -237,7 +301,7 @@
         <w:rPr>
           <w:b w:val="0"/>
         </w:rPr>
-        <w:t>JPMorgan Chase &amp; Co. maintains one of the strongest credit profiles among global financial institutions, supported by its dominant market position, diversified revenue streams generating $182.4 billion annually, and a substantial equity cushion of $364.0 billion. The institution's consistent profitability, evidenced by $57.0 billion in FY 2025 net income and a 15.7% return on equity, provides strong debt service capacity.</w:t>
+        <w:t>Based on our comprehensive analysis of JPMorgan Chase &amp; Co.'s financial performance, balance sheet strength, capital position, and risk profile, we maintain an internal credit rating of Investment Grade 2 (IG-2). This rating reflects the firm's very strong capacity to meet its financial obligations, supported by consistent profitability, a massive and diversified balance sheet, and continued access to debt capital markets.</w:t>
       </w:r>
     </w:p>
     <w:p>
@@ -245,7 +309,7 @@
         <w:rPr>
           <w:b w:val="0"/>
         </w:rPr>
-        <w:t>We recommend approval of the proposed facility increase with the following conditions: (1) Minimum consolidated stockholders' equity of $300 billion; (2) Maximum leverage ratio (total liabilities to equity) not to exceed 15.0x on a sustained basis; (3) Maintenance of investment-grade credit ratings from at least two major rating agencies; (4) Semi-annual financial reporting covenant with 90-day filing requirement; and (5) Compliance with all applicable regulatory capital requirements as determined by the Federal Reserve and OCC.</w:t>
+        <w:t>The rationale for this rating is anchored in several quantitative observations: revenues of $182.4 billion in FY 2025 with cumulative growth of 41.8% since FY 2022; full-year net income of $57.0 billion in FY 2025; Q1 2026 diluted EPS of $5.94 representing 17.2% year-over-year growth; stockholders' equity of $364.0 billion providing a substantial loss-absorption cushion; and total assets of $4.9 trillion demonstrating unmatched scale and market presence.</w:t>
       </w:r>
     </w:p>
     <w:p>
@@ -253,18 +317,21 @@
         <w:rPr>
           <w:b w:val="0"/>
         </w:rPr>
-        <w:t>The recommended maximum committed facility of $5.0 billion reflects JPMorgan Chase's creditworthiness, the bank's capacity to absorb the proposed exposure within its risk appetite, and the institution's demonstrated ability to maintain strong financial metrics through economic cycles. We recommend proceeding with documentation and closing on standard investment-grade terms.</w:t>
+        <w:t>Offsetting factors include the declining equity-to-assets ratio (from 8.61% to 7.43%), the decelerating revenue growth trend, and the active debt issuance signaled by the May 2026 424B2 filings. However, none of these factors individually or collectively represent a near-term credit impairment risk sufficient to warrant a downgrade below IG-2.</w:t>
+      </w:r>
+    </w:p>
+    <w:p>
+      <w:r>
+        <w:rPr>
+          <w:b w:val="0"/>
+        </w:rPr>
+        <w:t>We recommend that the credit committee affirm the IG-2 rating and place JPM on a stable outlook. We will continue to monitor the pace of balance sheet growth relative to capital accumulation and will reassess if the equity-to-assets ratio falls below 7.0% or if revenue growth turns negative for two consecutive quarters.</w:t>
       </w:r>
     </w:p>
     <w:p/>
     <w:p>
       <w:r>
-        <w:t>Financial Institutions Group</w:t>
-      </w:r>
-    </w:p>
-    <w:p>
-      <w:r>
-        <w:t>Credit Analysis Team</w:t>
+        <w:t>Prepared by: Senior Credit Analyst, Financial Institutions Group</w:t>
       </w:r>
     </w:p>
     <w:sectPr>
